--- a/worksheet-生物2章-植物の分類-パフォーマンステスト.docx
+++ b/worksheet-生物2章-植物の分類-パフォーマンステスト.docx
@@ -24,12 +24,6 @@
         <w:gridCol w:w="7837"/>
       </w:tblGrid>
       <w:tr>
-        <w:tblPrEx>
-          <w:tblCellMar>
-            <w:top w:w="0" w:type="dxa"/>
-            <w:bottom w:w="0" w:type="dxa"/>
-          </w:tblCellMar>
-        </w:tblPrEx>
         <w:trPr>
           <w:trHeight w:hRule="exact" w:val="900"/>
         </w:trPr>
@@ -52,56 +46,55 @@
           <w:p>
             <w:pPr>
               <w:spacing w:line="280" w:lineRule="auto"/>
-            </w:pPr>
-            <w:r>
-              <w:rPr>
+              <w:rPr>
+                <w:rFonts w:ascii="Zen Maru Gothic Medium" w:eastAsia="Zen Maru Gothic Medium" w:hAnsi="Zen Maru Gothic Medium"/>
+              </w:rPr>
+            </w:pPr>
+            <w:r>
+              <w:rPr>
+                <w:rFonts w:ascii="Zen Maru Gothic Medium" w:eastAsia="Zen Maru Gothic Medium" w:hAnsi="Zen Maru Gothic Medium"/>
                 <w:b/>
                 <w:bCs/>
                 <w:sz w:val="22"/>
                 <w:szCs w:val="22"/>
               </w:rPr>
-              <w:t>理科　生物</w:t>
-            </w:r>
-            <w:r>
-              <w:rPr>
+              <w:t>理科　生物2章「植物の分類」</w:t>
+            </w:r>
+            <w:r>
+              <w:rPr>
+                <w:rFonts w:ascii="Zen Maru Gothic Medium" w:eastAsia="Zen Maru Gothic Medium" w:hAnsi="Zen Maru Gothic Medium" w:hint="eastAsia"/>
+              </w:rPr>
+              <w:t xml:space="preserve">　　</w:t>
+            </w:r>
+            <w:r>
+              <w:rPr>
+                <w:rFonts w:ascii="Zen Maru Gothic Medium" w:eastAsia="Zen Maru Gothic Medium" w:hAnsi="Zen Maru Gothic Medium"/>
+                <w:b/>
+                <w:bCs/>
+                <w:sz w:val="28"/>
+                <w:szCs w:val="28"/>
+              </w:rPr>
+              <w:t xml:space="preserve">全体まとめマップ　</w:t>
+            </w:r>
+            <w:r>
+              <w:rPr>
+                <w:rFonts w:ascii="Zen Maru Gothic Medium" w:eastAsia="Zen Maru Gothic Medium" w:hAnsi="Zen Maru Gothic Medium" w:hint="eastAsia"/>
                 <w:b/>
                 <w:bCs/>
                 <w:sz w:val="22"/>
                 <w:szCs w:val="22"/>
               </w:rPr>
-              <w:t>2</w:t>
-            </w:r>
-            <w:r>
-              <w:rPr>
+              <w:t>（</w:t>
+            </w:r>
+            <w:r>
+              <w:rPr>
+                <w:rFonts w:ascii="Zen Maru Gothic Medium" w:eastAsia="Zen Maru Gothic Medium" w:hAnsi="Zen Maru Gothic Medium"/>
                 <w:b/>
                 <w:bCs/>
                 <w:sz w:val="22"/>
                 <w:szCs w:val="22"/>
               </w:rPr>
-              <w:t>章「植物の分類」</w:t>
-            </w:r>
-          </w:p>
-          <w:p>
-            <w:pPr>
-              <w:spacing w:line="320" w:lineRule="auto"/>
-            </w:pPr>
-            <w:r>
-              <w:rPr>
-                <w:b/>
-                <w:bCs/>
-                <w:sz w:val="28"/>
-                <w:szCs w:val="28"/>
-              </w:rPr>
-              <w:t xml:space="preserve">全体まとめマップ　</w:t>
-            </w:r>
-            <w:r>
-              <w:rPr>
-                <w:b/>
-                <w:bCs/>
-                <w:sz w:val="22"/>
-                <w:szCs w:val="22"/>
-              </w:rPr>
-              <w:t>最終課題（パフォーマンステスト）</w:t>
+              <w:t>パフォーマンステスト）</w:t>
             </w:r>
           </w:p>
         </w:tc>
@@ -126,9 +119,13 @@
             <w:pPr>
               <w:spacing w:line="280" w:lineRule="auto"/>
               <w:jc w:val="right"/>
-            </w:pPr>
-            <w:r>
-              <w:rPr>
+              <w:rPr>
+                <w:rFonts w:ascii="Zen Maru Gothic Medium" w:eastAsia="Zen Maru Gothic Medium" w:hAnsi="Zen Maru Gothic Medium"/>
+              </w:rPr>
+            </w:pPr>
+            <w:r>
+              <w:rPr>
+                <w:rFonts w:ascii="Zen Maru Gothic Medium" w:eastAsia="Zen Maru Gothic Medium" w:hAnsi="Zen Maru Gothic Medium"/>
                 <w:sz w:val="20"/>
                 <w:szCs w:val="20"/>
               </w:rPr>
@@ -137,15 +134,29 @@
           </w:p>
           <w:p>
             <w:pPr>
+              <w:wordWrap w:val="0"/>
               <w:spacing w:before="60" w:line="280" w:lineRule="auto"/>
               <w:jc w:val="right"/>
-            </w:pPr>
-            <w:r>
-              <w:rPr>
+              <w:rPr>
+                <w:rFonts w:ascii="Zen Maru Gothic Medium" w:eastAsia="Zen Maru Gothic Medium" w:hAnsi="Zen Maru Gothic Medium" w:hint="eastAsia"/>
+              </w:rPr>
+            </w:pPr>
+            <w:r>
+              <w:rPr>
+                <w:rFonts w:ascii="Zen Maru Gothic Medium" w:eastAsia="Zen Maru Gothic Medium" w:hAnsi="Zen Maru Gothic Medium"/>
                 <w:sz w:val="20"/>
                 <w:szCs w:val="20"/>
               </w:rPr>
-              <w:t>名前　＿＿＿＿＿＿＿＿＿＿＿＿</w:t>
+              <w:t xml:space="preserve">名前　</w:t>
+            </w:r>
+            <w:r>
+              <w:rPr>
+                <w:rFonts w:ascii="Zen Maru Gothic Medium" w:eastAsia="Zen Maru Gothic Medium" w:hAnsi="Zen Maru Gothic Medium" w:hint="eastAsia"/>
+                <w:sz w:val="20"/>
+                <w:szCs w:val="20"/>
+                <w:u w:val="single"/>
+              </w:rPr>
+              <w:t xml:space="preserve">　　　　　　　　　　　　　　　　　　　　</w:t>
             </w:r>
           </w:p>
         </w:tc>
@@ -154,6 +165,9 @@
     <w:p>
       <w:pPr>
         <w:spacing w:after="40" w:line="120" w:lineRule="auto"/>
+        <w:rPr>
+          <w:rFonts w:ascii="Zen Maru Gothic Medium" w:eastAsia="Zen Maru Gothic Medium" w:hAnsi="Zen Maru Gothic Medium"/>
+        </w:rPr>
       </w:pPr>
     </w:p>
     <w:tbl>
@@ -177,14 +191,8 @@
         <w:gridCol w:w="22337"/>
       </w:tblGrid>
       <w:tr>
-        <w:tblPrEx>
-          <w:tblCellMar>
-            <w:top w:w="0" w:type="dxa"/>
-            <w:bottom w:w="0" w:type="dxa"/>
-          </w:tblCellMar>
-        </w:tblPrEx>
         <w:trPr>
-          <w:trHeight w:hRule="exact" w:val="1200"/>
+          <w:trHeight w:hRule="exact" w:val="1299"/>
         </w:trPr>
         <w:tc>
           <w:tcPr>
@@ -205,116 +213,45 @@
           <w:p>
             <w:pPr>
               <w:spacing w:after="30" w:line="260" w:lineRule="auto"/>
-            </w:pPr>
-            <w:r>
-              <w:rPr>
-                <w:b/>
-                <w:bCs/>
-              </w:rPr>
-              <w:t>B</w:t>
-            </w:r>
-            <w:r>
-              <w:rPr>
-                <w:b/>
-                <w:bCs/>
-              </w:rPr>
-              <w:t xml:space="preserve">　</w:t>
-            </w:r>
-            <w:r>
-              <w:t>植物の分類について、マップを</w:t>
-            </w:r>
-            <w:r>
-              <w:t xml:space="preserve"> </w:t>
-            </w:r>
-            <w:r>
-              <w:t>組み立てようとしている</w:t>
-            </w:r>
-          </w:p>
-          <w:p>
-            <w:pPr>
-              <w:spacing w:after="30" w:line="260" w:lineRule="auto"/>
-            </w:pPr>
-            <w:r>
-              <w:rPr>
-                <w:b/>
-                <w:bCs/>
-              </w:rPr>
-              <w:t>A</w:t>
-            </w:r>
-            <w:r>
-              <w:rPr>
-                <w:b/>
-                <w:bCs/>
-              </w:rPr>
-              <w:t xml:space="preserve">　</w:t>
-            </w:r>
-            <w:r>
-              <w:t>植物の分類について、すべての必須語句を使って</w:t>
-            </w:r>
-            <w:r>
-              <w:t xml:space="preserve"> </w:t>
-            </w:r>
-            <w:r>
-              <w:t>正しく組み立てられる</w:t>
-            </w:r>
-          </w:p>
-          <w:p>
-            <w:pPr>
-              <w:spacing w:after="30" w:line="260" w:lineRule="auto"/>
-            </w:pPr>
-            <w:r>
-              <w:rPr>
-                <w:b/>
-                <w:bCs/>
-              </w:rPr>
-              <w:t>A</w:t>
-            </w:r>
-            <w:r>
-              <w:rPr>
-                <w:b/>
-                <w:bCs/>
-              </w:rPr>
-              <w:t xml:space="preserve">＋　</w:t>
-            </w:r>
-            <w:r>
-              <w:t>組み立てたマップをもとに、自分の言葉で文章にして説明できる</w:t>
-            </w:r>
-          </w:p>
-          <w:p>
-            <w:pPr>
-              <w:spacing w:line="260" w:lineRule="auto"/>
-            </w:pPr>
-            <w:r>
-              <w:rPr>
-                <w:b/>
-                <w:bCs/>
-              </w:rPr>
-              <w:t>S</w:t>
-            </w:r>
-            <w:r>
-              <w:rPr>
-                <w:b/>
-                <w:bCs/>
-              </w:rPr>
-              <w:t xml:space="preserve">　</w:t>
-            </w:r>
-            <w:r>
-              <w:t>“</w:t>
-            </w:r>
-            <w:r>
-              <w:t>分類</w:t>
-            </w:r>
-            <w:r>
-              <w:t>”</w:t>
-            </w:r>
-            <w:r>
-              <w:t>について、学んだこと・気づいたこと・深まったことを</w:t>
-            </w:r>
-            <w:r>
-              <w:t xml:space="preserve"> </w:t>
-            </w:r>
-            <w:r>
-              <w:t>自分の言葉で書ける</w:t>
+              <w:rPr>
+                <w:rFonts w:ascii="Zen Maru Gothic Medium" w:eastAsia="Zen Maru Gothic Medium" w:hAnsi="Zen Maru Gothic Medium"/>
+              </w:rPr>
+            </w:pPr>
+            <w:r>
+              <w:rPr>
+                <w:rFonts w:ascii="Zen Maru Gothic Medium" w:eastAsia="Zen Maru Gothic Medium" w:hAnsi="Zen Maru Gothic Medium"/>
+                <w:b/>
+                <w:bCs/>
+              </w:rPr>
+              <w:t xml:space="preserve">B　</w:t>
+            </w:r>
+            <w:r>
+              <w:rPr>
+                <w:rFonts w:ascii="Zen Maru Gothic Medium" w:eastAsia="Zen Maru Gothic Medium" w:hAnsi="Zen Maru Gothic Medium"/>
+              </w:rPr>
+              <w:t>植物の分類について、マップを 組み立てようとしている</w:t>
+            </w:r>
+          </w:p>
+          <w:p>
+            <w:pPr>
+              <w:spacing w:after="30" w:line="260" w:lineRule="auto"/>
+              <w:rPr>
+                <w:rFonts w:ascii="Zen Maru Gothic Medium" w:eastAsia="Zen Maru Gothic Medium" w:hAnsi="Zen Maru Gothic Medium" w:hint="eastAsia"/>
+              </w:rPr>
+            </w:pPr>
+            <w:r>
+              <w:rPr>
+                <w:rFonts w:ascii="Zen Maru Gothic Medium" w:eastAsia="Zen Maru Gothic Medium" w:hAnsi="Zen Maru Gothic Medium"/>
+                <w:b/>
+                <w:bCs/>
+              </w:rPr>
+              <w:t xml:space="preserve">A　</w:t>
+            </w:r>
+            <w:r>
+              <w:rPr>
+                <w:rFonts w:ascii="Zen Maru Gothic Medium" w:eastAsia="Zen Maru Gothic Medium" w:hAnsi="Zen Maru Gothic Medium"/>
+              </w:rPr>
+              <w:t>植物の分類について、すべての必須語句を使って 正しく組み立てられる</w:t>
             </w:r>
           </w:p>
         </w:tc>
@@ -323,6 +260,9 @@
     <w:p>
       <w:pPr>
         <w:spacing w:after="40" w:line="120" w:lineRule="auto"/>
+        <w:rPr>
+          <w:rFonts w:ascii="Zen Maru Gothic Medium" w:eastAsia="Zen Maru Gothic Medium" w:hAnsi="Zen Maru Gothic Medium"/>
+        </w:rPr>
       </w:pPr>
     </w:p>
     <w:tbl>
@@ -347,12 +287,6 @@
         <w:gridCol w:w="18637"/>
       </w:tblGrid>
       <w:tr>
-        <w:tblPrEx>
-          <w:tblCellMar>
-            <w:top w:w="0" w:type="dxa"/>
-            <w:bottom w:w="0" w:type="dxa"/>
-          </w:tblCellMar>
-        </w:tblPrEx>
         <w:trPr>
           <w:trHeight w:hRule="exact" w:val="12000"/>
         </w:trPr>
@@ -375,9 +309,13 @@
           <w:p>
             <w:pPr>
               <w:spacing w:after="30"/>
-            </w:pPr>
-            <w:r>
-              <w:rPr>
+              <w:rPr>
+                <w:rFonts w:ascii="Zen Maru Gothic Medium" w:eastAsia="Zen Maru Gothic Medium" w:hAnsi="Zen Maru Gothic Medium"/>
+              </w:rPr>
+            </w:pPr>
+            <w:r>
+              <w:rPr>
+                <w:rFonts w:ascii="Zen Maru Gothic Medium" w:eastAsia="Zen Maru Gothic Medium" w:hAnsi="Zen Maru Gothic Medium"/>
                 <w:b/>
                 <w:bCs/>
                 <w:sz w:val="16"/>
@@ -389,851 +327,739 @@
           <w:p>
             <w:pPr>
               <w:spacing w:after="100" w:line="220" w:lineRule="auto"/>
-            </w:pPr>
-            <w:r>
-              <w:rPr>
+              <w:rPr>
+                <w:rFonts w:ascii="Zen Maru Gothic Medium" w:eastAsia="Zen Maru Gothic Medium" w:hAnsi="Zen Maru Gothic Medium"/>
+              </w:rPr>
+            </w:pPr>
+            <w:r>
+              <w:rPr>
+                <w:rFonts w:ascii="Zen Maru Gothic Medium" w:eastAsia="Zen Maru Gothic Medium" w:hAnsi="Zen Maru Gothic Medium"/>
                 <w:color w:val="666666"/>
                 <w:sz w:val="13"/>
                 <w:szCs w:val="13"/>
               </w:rPr>
-              <w:t>※</w:t>
-            </w:r>
-            <w:r>
-              <w:rPr>
+              <w:t>※何回つかってもかまいません</w:t>
+            </w:r>
+          </w:p>
+          <w:p>
+            <w:pPr>
+              <w:spacing w:after="30" w:line="260" w:lineRule="auto"/>
+              <w:rPr>
+                <w:rFonts w:ascii="Zen Maru Gothic Medium" w:eastAsia="Zen Maru Gothic Medium" w:hAnsi="Zen Maru Gothic Medium"/>
+              </w:rPr>
+            </w:pPr>
+            <w:r>
+              <w:rPr>
+                <w:rFonts w:ascii="Segoe UI Symbol" w:eastAsia="Zen Maru Gothic Medium" w:hAnsi="Segoe UI Symbol" w:cs="Segoe UI Symbol"/>
+                <w:b/>
+                <w:bCs/>
+                <w:sz w:val="16"/>
+                <w:szCs w:val="16"/>
+              </w:rPr>
+              <w:t>☐</w:t>
+            </w:r>
+            <w:r>
+              <w:rPr>
+                <w:rFonts w:ascii="Zen Maru Gothic Medium" w:eastAsia="Zen Maru Gothic Medium" w:hAnsi="Zen Maru Gothic Medium"/>
+                <w:b/>
+                <w:bCs/>
+                <w:sz w:val="16"/>
+                <w:szCs w:val="16"/>
+              </w:rPr>
+              <w:t xml:space="preserve"> 植物</w:t>
+            </w:r>
+          </w:p>
+          <w:p>
+            <w:pPr>
+              <w:spacing w:after="30" w:line="260" w:lineRule="auto"/>
+              <w:rPr>
+                <w:rFonts w:ascii="Zen Maru Gothic Medium" w:eastAsia="Zen Maru Gothic Medium" w:hAnsi="Zen Maru Gothic Medium"/>
+              </w:rPr>
+            </w:pPr>
+            <w:r>
+              <w:rPr>
+                <w:rFonts w:ascii="Segoe UI Symbol" w:eastAsia="Zen Maru Gothic Medium" w:hAnsi="Segoe UI Symbol" w:cs="Segoe UI Symbol"/>
+                <w:b/>
+                <w:bCs/>
+                <w:sz w:val="16"/>
+                <w:szCs w:val="16"/>
+              </w:rPr>
+              <w:t>☐</w:t>
+            </w:r>
+            <w:r>
+              <w:rPr>
+                <w:rFonts w:ascii="Zen Maru Gothic Medium" w:eastAsia="Zen Maru Gothic Medium" w:hAnsi="Zen Maru Gothic Medium"/>
+                <w:b/>
+                <w:bCs/>
+                <w:sz w:val="16"/>
+                <w:szCs w:val="16"/>
+              </w:rPr>
+              <w:t xml:space="preserve"> 種子植物</w:t>
+            </w:r>
+          </w:p>
+          <w:p>
+            <w:pPr>
+              <w:spacing w:after="30" w:line="260" w:lineRule="auto"/>
+              <w:rPr>
+                <w:rFonts w:ascii="Zen Maru Gothic Medium" w:eastAsia="Zen Maru Gothic Medium" w:hAnsi="Zen Maru Gothic Medium"/>
+              </w:rPr>
+            </w:pPr>
+            <w:r>
+              <w:rPr>
+                <w:rFonts w:ascii="Segoe UI Symbol" w:eastAsia="Zen Maru Gothic Medium" w:hAnsi="Segoe UI Symbol" w:cs="Segoe UI Symbol"/>
+                <w:b/>
+                <w:bCs/>
+                <w:sz w:val="16"/>
+                <w:szCs w:val="16"/>
+              </w:rPr>
+              <w:t>☐</w:t>
+            </w:r>
+            <w:r>
+              <w:rPr>
+                <w:rFonts w:ascii="Zen Maru Gothic Medium" w:eastAsia="Zen Maru Gothic Medium" w:hAnsi="Zen Maru Gothic Medium"/>
+                <w:b/>
+                <w:bCs/>
+                <w:sz w:val="16"/>
+                <w:szCs w:val="16"/>
+              </w:rPr>
+              <w:t xml:space="preserve"> 種子をつくらない植物</w:t>
+            </w:r>
+          </w:p>
+          <w:p>
+            <w:pPr>
+              <w:spacing w:after="30" w:line="260" w:lineRule="auto"/>
+              <w:rPr>
+                <w:rFonts w:ascii="Zen Maru Gothic Medium" w:eastAsia="Zen Maru Gothic Medium" w:hAnsi="Zen Maru Gothic Medium"/>
+              </w:rPr>
+            </w:pPr>
+            <w:r>
+              <w:rPr>
+                <w:rFonts w:ascii="Segoe UI Symbol" w:eastAsia="Zen Maru Gothic Medium" w:hAnsi="Segoe UI Symbol" w:cs="Segoe UI Symbol"/>
+                <w:b/>
+                <w:bCs/>
+                <w:sz w:val="16"/>
+                <w:szCs w:val="16"/>
+              </w:rPr>
+              <w:t>☐</w:t>
+            </w:r>
+            <w:r>
+              <w:rPr>
+                <w:rFonts w:ascii="Zen Maru Gothic Medium" w:eastAsia="Zen Maru Gothic Medium" w:hAnsi="Zen Maru Gothic Medium"/>
+                <w:b/>
+                <w:bCs/>
+                <w:sz w:val="16"/>
+                <w:szCs w:val="16"/>
+              </w:rPr>
+              <w:t xml:space="preserve"> 被子植物</w:t>
+            </w:r>
+          </w:p>
+          <w:p>
+            <w:pPr>
+              <w:spacing w:after="30" w:line="260" w:lineRule="auto"/>
+              <w:rPr>
+                <w:rFonts w:ascii="Zen Maru Gothic Medium" w:eastAsia="Zen Maru Gothic Medium" w:hAnsi="Zen Maru Gothic Medium"/>
+              </w:rPr>
+            </w:pPr>
+            <w:r>
+              <w:rPr>
+                <w:rFonts w:ascii="Segoe UI Symbol" w:eastAsia="Zen Maru Gothic Medium" w:hAnsi="Segoe UI Symbol" w:cs="Segoe UI Symbol"/>
+                <w:b/>
+                <w:bCs/>
+                <w:sz w:val="16"/>
+                <w:szCs w:val="16"/>
+              </w:rPr>
+              <w:t>☐</w:t>
+            </w:r>
+            <w:r>
+              <w:rPr>
+                <w:rFonts w:ascii="Zen Maru Gothic Medium" w:eastAsia="Zen Maru Gothic Medium" w:hAnsi="Zen Maru Gothic Medium"/>
+                <w:b/>
+                <w:bCs/>
+                <w:sz w:val="16"/>
+                <w:szCs w:val="16"/>
+              </w:rPr>
+              <w:t xml:space="preserve"> 裸子植物</w:t>
+            </w:r>
+          </w:p>
+          <w:p>
+            <w:pPr>
+              <w:spacing w:after="30" w:line="260" w:lineRule="auto"/>
+              <w:rPr>
+                <w:rFonts w:ascii="Zen Maru Gothic Medium" w:eastAsia="Zen Maru Gothic Medium" w:hAnsi="Zen Maru Gothic Medium"/>
+              </w:rPr>
+            </w:pPr>
+            <w:r>
+              <w:rPr>
+                <w:rFonts w:ascii="Segoe UI Symbol" w:eastAsia="Zen Maru Gothic Medium" w:hAnsi="Segoe UI Symbol" w:cs="Segoe UI Symbol"/>
+                <w:b/>
+                <w:bCs/>
+                <w:sz w:val="16"/>
+                <w:szCs w:val="16"/>
+              </w:rPr>
+              <w:t>☐</w:t>
+            </w:r>
+            <w:r>
+              <w:rPr>
+                <w:rFonts w:ascii="Zen Maru Gothic Medium" w:eastAsia="Zen Maru Gothic Medium" w:hAnsi="Zen Maru Gothic Medium"/>
+                <w:b/>
+                <w:bCs/>
+                <w:sz w:val="16"/>
+                <w:szCs w:val="16"/>
+              </w:rPr>
+              <w:t xml:space="preserve"> 双子葉類</w:t>
+            </w:r>
+          </w:p>
+          <w:p>
+            <w:pPr>
+              <w:spacing w:after="30" w:line="260" w:lineRule="auto"/>
+              <w:rPr>
+                <w:rFonts w:ascii="Zen Maru Gothic Medium" w:eastAsia="Zen Maru Gothic Medium" w:hAnsi="Zen Maru Gothic Medium"/>
+              </w:rPr>
+            </w:pPr>
+            <w:r>
+              <w:rPr>
+                <w:rFonts w:ascii="Segoe UI Symbol" w:eastAsia="Zen Maru Gothic Medium" w:hAnsi="Segoe UI Symbol" w:cs="Segoe UI Symbol"/>
+                <w:b/>
+                <w:bCs/>
+                <w:sz w:val="16"/>
+                <w:szCs w:val="16"/>
+              </w:rPr>
+              <w:t>☐</w:t>
+            </w:r>
+            <w:r>
+              <w:rPr>
+                <w:rFonts w:ascii="Zen Maru Gothic Medium" w:eastAsia="Zen Maru Gothic Medium" w:hAnsi="Zen Maru Gothic Medium"/>
+                <w:b/>
+                <w:bCs/>
+                <w:sz w:val="16"/>
+                <w:szCs w:val="16"/>
+              </w:rPr>
+              <w:t xml:space="preserve"> 単子葉類</w:t>
+            </w:r>
+          </w:p>
+          <w:p>
+            <w:pPr>
+              <w:spacing w:after="30" w:line="260" w:lineRule="auto"/>
+              <w:rPr>
+                <w:rFonts w:ascii="Zen Maru Gothic Medium" w:eastAsia="Zen Maru Gothic Medium" w:hAnsi="Zen Maru Gothic Medium"/>
+              </w:rPr>
+            </w:pPr>
+            <w:r>
+              <w:rPr>
+                <w:rFonts w:ascii="Segoe UI Symbol" w:eastAsia="Zen Maru Gothic Medium" w:hAnsi="Segoe UI Symbol" w:cs="Segoe UI Symbol"/>
+                <w:b/>
+                <w:bCs/>
+                <w:sz w:val="16"/>
+                <w:szCs w:val="16"/>
+              </w:rPr>
+              <w:t>☐</w:t>
+            </w:r>
+            <w:r>
+              <w:rPr>
+                <w:rFonts w:ascii="Zen Maru Gothic Medium" w:eastAsia="Zen Maru Gothic Medium" w:hAnsi="Zen Maru Gothic Medium"/>
+                <w:b/>
+                <w:bCs/>
+                <w:sz w:val="16"/>
+                <w:szCs w:val="16"/>
+              </w:rPr>
+              <w:t xml:space="preserve"> シダ植物</w:t>
+            </w:r>
+          </w:p>
+          <w:p>
+            <w:pPr>
+              <w:spacing w:after="30" w:line="260" w:lineRule="auto"/>
+              <w:rPr>
+                <w:rFonts w:ascii="Zen Maru Gothic Medium" w:eastAsia="Zen Maru Gothic Medium" w:hAnsi="Zen Maru Gothic Medium"/>
+              </w:rPr>
+            </w:pPr>
+            <w:r>
+              <w:rPr>
+                <w:rFonts w:ascii="Segoe UI Symbol" w:eastAsia="Zen Maru Gothic Medium" w:hAnsi="Segoe UI Symbol" w:cs="Segoe UI Symbol"/>
+                <w:b/>
+                <w:bCs/>
+                <w:sz w:val="16"/>
+                <w:szCs w:val="16"/>
+              </w:rPr>
+              <w:t>☐</w:t>
+            </w:r>
+            <w:r>
+              <w:rPr>
+                <w:rFonts w:ascii="Zen Maru Gothic Medium" w:eastAsia="Zen Maru Gothic Medium" w:hAnsi="Zen Maru Gothic Medium"/>
+                <w:b/>
+                <w:bCs/>
+                <w:sz w:val="16"/>
+                <w:szCs w:val="16"/>
+              </w:rPr>
+              <w:t xml:space="preserve"> コケ植物</w:t>
+            </w:r>
+          </w:p>
+          <w:p>
+            <w:pPr>
+              <w:spacing w:after="30" w:line="260" w:lineRule="auto"/>
+              <w:rPr>
+                <w:rFonts w:ascii="Zen Maru Gothic Medium" w:eastAsia="Zen Maru Gothic Medium" w:hAnsi="Zen Maru Gothic Medium"/>
+              </w:rPr>
+            </w:pPr>
+            <w:r>
+              <w:rPr>
+                <w:rFonts w:ascii="Segoe UI Symbol" w:eastAsia="Zen Maru Gothic Medium" w:hAnsi="Segoe UI Symbol" w:cs="Segoe UI Symbol"/>
+                <w:b/>
+                <w:bCs/>
+                <w:sz w:val="16"/>
+                <w:szCs w:val="16"/>
+              </w:rPr>
+              <w:t>☐</w:t>
+            </w:r>
+            <w:r>
+              <w:rPr>
+                <w:rFonts w:ascii="Zen Maru Gothic Medium" w:eastAsia="Zen Maru Gothic Medium" w:hAnsi="Zen Maru Gothic Medium"/>
+                <w:b/>
+                <w:bCs/>
+                <w:sz w:val="16"/>
+                <w:szCs w:val="16"/>
+              </w:rPr>
+              <w:t xml:space="preserve"> 子房</w:t>
+            </w:r>
+          </w:p>
+          <w:p>
+            <w:pPr>
+              <w:spacing w:after="30" w:line="260" w:lineRule="auto"/>
+              <w:rPr>
+                <w:rFonts w:ascii="Zen Maru Gothic Medium" w:eastAsia="Zen Maru Gothic Medium" w:hAnsi="Zen Maru Gothic Medium"/>
+              </w:rPr>
+            </w:pPr>
+            <w:r>
+              <w:rPr>
+                <w:rFonts w:ascii="Segoe UI Symbol" w:eastAsia="Zen Maru Gothic Medium" w:hAnsi="Segoe UI Symbol" w:cs="Segoe UI Symbol"/>
+                <w:b/>
+                <w:bCs/>
+                <w:sz w:val="16"/>
+                <w:szCs w:val="16"/>
+              </w:rPr>
+              <w:t>☐</w:t>
+            </w:r>
+            <w:r>
+              <w:rPr>
+                <w:rFonts w:ascii="Zen Maru Gothic Medium" w:eastAsia="Zen Maru Gothic Medium" w:hAnsi="Zen Maru Gothic Medium"/>
+                <w:b/>
+                <w:bCs/>
+                <w:sz w:val="16"/>
+                <w:szCs w:val="16"/>
+              </w:rPr>
+              <w:t xml:space="preserve"> 胚珠</w:t>
+            </w:r>
+          </w:p>
+          <w:p>
+            <w:pPr>
+              <w:spacing w:after="30" w:line="260" w:lineRule="auto"/>
+              <w:rPr>
+                <w:rFonts w:ascii="Zen Maru Gothic Medium" w:eastAsia="Zen Maru Gothic Medium" w:hAnsi="Zen Maru Gothic Medium"/>
+              </w:rPr>
+            </w:pPr>
+            <w:r>
+              <w:rPr>
+                <w:rFonts w:ascii="Segoe UI Symbol" w:eastAsia="Zen Maru Gothic Medium" w:hAnsi="Segoe UI Symbol" w:cs="Segoe UI Symbol"/>
+                <w:b/>
+                <w:bCs/>
+                <w:sz w:val="16"/>
+                <w:szCs w:val="16"/>
+              </w:rPr>
+              <w:t>☐</w:t>
+            </w:r>
+            <w:r>
+              <w:rPr>
+                <w:rFonts w:ascii="Zen Maru Gothic Medium" w:eastAsia="Zen Maru Gothic Medium" w:hAnsi="Zen Maru Gothic Medium"/>
+                <w:b/>
+                <w:bCs/>
+                <w:sz w:val="16"/>
+                <w:szCs w:val="16"/>
+              </w:rPr>
+              <w:t xml:space="preserve"> 種子</w:t>
+            </w:r>
+          </w:p>
+          <w:p>
+            <w:pPr>
+              <w:spacing w:after="30" w:line="260" w:lineRule="auto"/>
+              <w:rPr>
+                <w:rFonts w:ascii="Zen Maru Gothic Medium" w:eastAsia="Zen Maru Gothic Medium" w:hAnsi="Zen Maru Gothic Medium"/>
+              </w:rPr>
+            </w:pPr>
+            <w:r>
+              <w:rPr>
+                <w:rFonts w:ascii="Segoe UI Symbol" w:eastAsia="Zen Maru Gothic Medium" w:hAnsi="Segoe UI Symbol" w:cs="Segoe UI Symbol"/>
+                <w:b/>
+                <w:bCs/>
+                <w:sz w:val="16"/>
+                <w:szCs w:val="16"/>
+              </w:rPr>
+              <w:t>☐</w:t>
+            </w:r>
+            <w:r>
+              <w:rPr>
+                <w:rFonts w:ascii="Zen Maru Gothic Medium" w:eastAsia="Zen Maru Gothic Medium" w:hAnsi="Zen Maru Gothic Medium"/>
+                <w:b/>
+                <w:bCs/>
+                <w:sz w:val="16"/>
+                <w:szCs w:val="16"/>
+              </w:rPr>
+              <w:t xml:space="preserve"> 胞子</w:t>
+            </w:r>
+          </w:p>
+          <w:p>
+            <w:pPr>
+              <w:spacing w:after="30" w:line="260" w:lineRule="auto"/>
+              <w:rPr>
+                <w:rFonts w:ascii="Zen Maru Gothic Medium" w:eastAsia="Zen Maru Gothic Medium" w:hAnsi="Zen Maru Gothic Medium"/>
+              </w:rPr>
+            </w:pPr>
+            <w:r>
+              <w:rPr>
+                <w:rFonts w:ascii="Segoe UI Symbol" w:eastAsia="Zen Maru Gothic Medium" w:hAnsi="Segoe UI Symbol" w:cs="Segoe UI Symbol"/>
+                <w:b/>
+                <w:bCs/>
+                <w:sz w:val="16"/>
+                <w:szCs w:val="16"/>
+              </w:rPr>
+              <w:t>☐</w:t>
+            </w:r>
+            <w:r>
+              <w:rPr>
+                <w:rFonts w:ascii="Zen Maru Gothic Medium" w:eastAsia="Zen Maru Gothic Medium" w:hAnsi="Zen Maru Gothic Medium"/>
+                <w:b/>
+                <w:bCs/>
+                <w:sz w:val="16"/>
+                <w:szCs w:val="16"/>
+              </w:rPr>
+              <w:t xml:space="preserve"> 胞子のう</w:t>
+            </w:r>
+          </w:p>
+          <w:p>
+            <w:pPr>
+              <w:spacing w:after="30" w:line="260" w:lineRule="auto"/>
+              <w:rPr>
+                <w:rFonts w:ascii="Zen Maru Gothic Medium" w:eastAsia="Zen Maru Gothic Medium" w:hAnsi="Zen Maru Gothic Medium"/>
+              </w:rPr>
+            </w:pPr>
+            <w:r>
+              <w:rPr>
+                <w:rFonts w:ascii="Segoe UI Symbol" w:eastAsia="Zen Maru Gothic Medium" w:hAnsi="Segoe UI Symbol" w:cs="Segoe UI Symbol"/>
+                <w:b/>
+                <w:bCs/>
+                <w:sz w:val="16"/>
+                <w:szCs w:val="16"/>
+              </w:rPr>
+              <w:t>☐</w:t>
+            </w:r>
+            <w:r>
+              <w:rPr>
+                <w:rFonts w:ascii="Zen Maru Gothic Medium" w:eastAsia="Zen Maru Gothic Medium" w:hAnsi="Zen Maru Gothic Medium"/>
+                <w:b/>
+                <w:bCs/>
+                <w:sz w:val="16"/>
+                <w:szCs w:val="16"/>
+              </w:rPr>
+              <w:t xml:space="preserve"> 葉脈</w:t>
+            </w:r>
+          </w:p>
+          <w:p>
+            <w:pPr>
+              <w:spacing w:after="30" w:line="260" w:lineRule="auto"/>
+              <w:rPr>
+                <w:rFonts w:ascii="Zen Maru Gothic Medium" w:eastAsia="Zen Maru Gothic Medium" w:hAnsi="Zen Maru Gothic Medium"/>
+              </w:rPr>
+            </w:pPr>
+            <w:r>
+              <w:rPr>
+                <w:rFonts w:ascii="Segoe UI Symbol" w:eastAsia="Zen Maru Gothic Medium" w:hAnsi="Segoe UI Symbol" w:cs="Segoe UI Symbol"/>
+                <w:b/>
+                <w:bCs/>
+                <w:sz w:val="16"/>
+                <w:szCs w:val="16"/>
+              </w:rPr>
+              <w:t>☐</w:t>
+            </w:r>
+            <w:r>
+              <w:rPr>
+                <w:rFonts w:ascii="Zen Maru Gothic Medium" w:eastAsia="Zen Maru Gothic Medium" w:hAnsi="Zen Maru Gothic Medium"/>
+                <w:b/>
+                <w:bCs/>
+                <w:sz w:val="16"/>
+                <w:szCs w:val="16"/>
+              </w:rPr>
+              <w:t xml:space="preserve"> 網状脈</w:t>
+            </w:r>
+          </w:p>
+          <w:p>
+            <w:pPr>
+              <w:spacing w:after="30" w:line="260" w:lineRule="auto"/>
+              <w:rPr>
+                <w:rFonts w:ascii="Zen Maru Gothic Medium" w:eastAsia="Zen Maru Gothic Medium" w:hAnsi="Zen Maru Gothic Medium"/>
+              </w:rPr>
+            </w:pPr>
+            <w:r>
+              <w:rPr>
+                <w:rFonts w:ascii="Segoe UI Symbol" w:eastAsia="Zen Maru Gothic Medium" w:hAnsi="Segoe UI Symbol" w:cs="Segoe UI Symbol"/>
+                <w:b/>
+                <w:bCs/>
+                <w:sz w:val="16"/>
+                <w:szCs w:val="16"/>
+              </w:rPr>
+              <w:t>☐</w:t>
+            </w:r>
+            <w:r>
+              <w:rPr>
+                <w:rFonts w:ascii="Zen Maru Gothic Medium" w:eastAsia="Zen Maru Gothic Medium" w:hAnsi="Zen Maru Gothic Medium"/>
+                <w:b/>
+                <w:bCs/>
+                <w:sz w:val="16"/>
+                <w:szCs w:val="16"/>
+              </w:rPr>
+              <w:t xml:space="preserve"> 平行脈</w:t>
+            </w:r>
+          </w:p>
+          <w:p>
+            <w:pPr>
+              <w:spacing w:after="30" w:line="260" w:lineRule="auto"/>
+              <w:rPr>
+                <w:rFonts w:ascii="Zen Maru Gothic Medium" w:eastAsia="Zen Maru Gothic Medium" w:hAnsi="Zen Maru Gothic Medium"/>
+              </w:rPr>
+            </w:pPr>
+            <w:r>
+              <w:rPr>
+                <w:rFonts w:ascii="Segoe UI Symbol" w:eastAsia="Zen Maru Gothic Medium" w:hAnsi="Segoe UI Symbol" w:cs="Segoe UI Symbol"/>
+                <w:b/>
+                <w:bCs/>
+                <w:sz w:val="16"/>
+                <w:szCs w:val="16"/>
+              </w:rPr>
+              <w:t>☐</w:t>
+            </w:r>
+            <w:r>
+              <w:rPr>
+                <w:rFonts w:ascii="Zen Maru Gothic Medium" w:eastAsia="Zen Maru Gothic Medium" w:hAnsi="Zen Maru Gothic Medium"/>
+                <w:b/>
+                <w:bCs/>
+                <w:sz w:val="16"/>
+                <w:szCs w:val="16"/>
+              </w:rPr>
+              <w:t xml:space="preserve"> 子葉</w:t>
+            </w:r>
+          </w:p>
+          <w:p>
+            <w:pPr>
+              <w:spacing w:after="30" w:line="260" w:lineRule="auto"/>
+              <w:rPr>
+                <w:rFonts w:ascii="Zen Maru Gothic Medium" w:eastAsia="Zen Maru Gothic Medium" w:hAnsi="Zen Maru Gothic Medium"/>
+              </w:rPr>
+            </w:pPr>
+            <w:r>
+              <w:rPr>
+                <w:rFonts w:ascii="Segoe UI Symbol" w:eastAsia="Zen Maru Gothic Medium" w:hAnsi="Segoe UI Symbol" w:cs="Segoe UI Symbol"/>
+                <w:b/>
+                <w:bCs/>
+                <w:sz w:val="16"/>
+                <w:szCs w:val="16"/>
+              </w:rPr>
+              <w:t>☐</w:t>
+            </w:r>
+            <w:r>
+              <w:rPr>
+                <w:rFonts w:ascii="Zen Maru Gothic Medium" w:eastAsia="Zen Maru Gothic Medium" w:hAnsi="Zen Maru Gothic Medium"/>
+                <w:b/>
+                <w:bCs/>
+                <w:sz w:val="16"/>
+                <w:szCs w:val="16"/>
+              </w:rPr>
+              <w:t xml:space="preserve"> 葉・茎・根</w:t>
+            </w:r>
+          </w:p>
+          <w:p>
+            <w:pPr>
+              <w:spacing w:after="30" w:line="260" w:lineRule="auto"/>
+              <w:rPr>
+                <w:rFonts w:ascii="Zen Maru Gothic Medium" w:eastAsia="Zen Maru Gothic Medium" w:hAnsi="Zen Maru Gothic Medium"/>
+              </w:rPr>
+            </w:pPr>
+            <w:r>
+              <w:rPr>
+                <w:rFonts w:ascii="Segoe UI Symbol" w:eastAsia="Zen Maru Gothic Medium" w:hAnsi="Segoe UI Symbol" w:cs="Segoe UI Symbol"/>
+                <w:b/>
+                <w:bCs/>
+                <w:sz w:val="16"/>
+                <w:szCs w:val="16"/>
+              </w:rPr>
+              <w:t>☐</w:t>
+            </w:r>
+            <w:r>
+              <w:rPr>
+                <w:rFonts w:ascii="Zen Maru Gothic Medium" w:eastAsia="Zen Maru Gothic Medium" w:hAnsi="Zen Maru Gothic Medium"/>
+                <w:b/>
+                <w:bCs/>
+                <w:sz w:val="16"/>
+                <w:szCs w:val="16"/>
+              </w:rPr>
+              <w:t xml:space="preserve"> 主根</w:t>
+            </w:r>
+          </w:p>
+          <w:p>
+            <w:pPr>
+              <w:spacing w:after="30" w:line="260" w:lineRule="auto"/>
+              <w:rPr>
+                <w:rFonts w:ascii="Zen Maru Gothic Medium" w:eastAsia="Zen Maru Gothic Medium" w:hAnsi="Zen Maru Gothic Medium"/>
+              </w:rPr>
+            </w:pPr>
+            <w:r>
+              <w:rPr>
+                <w:rFonts w:ascii="Segoe UI Symbol" w:eastAsia="Zen Maru Gothic Medium" w:hAnsi="Segoe UI Symbol" w:cs="Segoe UI Symbol"/>
+                <w:b/>
+                <w:bCs/>
+                <w:sz w:val="16"/>
+                <w:szCs w:val="16"/>
+              </w:rPr>
+              <w:t>☐</w:t>
+            </w:r>
+            <w:r>
+              <w:rPr>
+                <w:rFonts w:ascii="Zen Maru Gothic Medium" w:eastAsia="Zen Maru Gothic Medium" w:hAnsi="Zen Maru Gothic Medium"/>
+                <w:b/>
+                <w:bCs/>
+                <w:sz w:val="16"/>
+                <w:szCs w:val="16"/>
+              </w:rPr>
+              <w:t xml:space="preserve"> 側根</w:t>
+            </w:r>
+          </w:p>
+          <w:p>
+            <w:pPr>
+              <w:spacing w:after="30" w:line="260" w:lineRule="auto"/>
+              <w:rPr>
+                <w:rFonts w:ascii="Zen Maru Gothic Medium" w:eastAsia="Zen Maru Gothic Medium" w:hAnsi="Zen Maru Gothic Medium"/>
+              </w:rPr>
+            </w:pPr>
+            <w:r>
+              <w:rPr>
+                <w:rFonts w:ascii="Segoe UI Symbol" w:eastAsia="Zen Maru Gothic Medium" w:hAnsi="Segoe UI Symbol" w:cs="Segoe UI Symbol"/>
+                <w:b/>
+                <w:bCs/>
+                <w:sz w:val="16"/>
+                <w:szCs w:val="16"/>
+              </w:rPr>
+              <w:t>☐</w:t>
+            </w:r>
+            <w:r>
+              <w:rPr>
+                <w:rFonts w:ascii="Zen Maru Gothic Medium" w:eastAsia="Zen Maru Gothic Medium" w:hAnsi="Zen Maru Gothic Medium"/>
+                <w:b/>
+                <w:bCs/>
+                <w:sz w:val="16"/>
+                <w:szCs w:val="16"/>
+              </w:rPr>
+              <w:t xml:space="preserve"> ひげ根</w:t>
+            </w:r>
+          </w:p>
+          <w:p>
+            <w:pPr>
+              <w:spacing w:after="30" w:line="260" w:lineRule="auto"/>
+              <w:rPr>
+                <w:rFonts w:ascii="Zen Maru Gothic Medium" w:eastAsia="Zen Maru Gothic Medium" w:hAnsi="Zen Maru Gothic Medium"/>
+              </w:rPr>
+            </w:pPr>
+            <w:r>
+              <w:rPr>
+                <w:rFonts w:ascii="Segoe UI Symbol" w:eastAsia="Zen Maru Gothic Medium" w:hAnsi="Segoe UI Symbol" w:cs="Segoe UI Symbol"/>
+                <w:b/>
+                <w:bCs/>
+                <w:sz w:val="16"/>
+                <w:szCs w:val="16"/>
+              </w:rPr>
+              <w:t>☐</w:t>
+            </w:r>
+            <w:r>
+              <w:rPr>
+                <w:rFonts w:ascii="Zen Maru Gothic Medium" w:eastAsia="Zen Maru Gothic Medium" w:hAnsi="Zen Maru Gothic Medium"/>
+                <w:b/>
+                <w:bCs/>
+                <w:sz w:val="16"/>
+                <w:szCs w:val="16"/>
+              </w:rPr>
+              <w:t xml:space="preserve"> 仮根</w:t>
+            </w:r>
+          </w:p>
+          <w:p>
+            <w:pPr>
+              <w:spacing w:after="30" w:line="260" w:lineRule="auto"/>
+              <w:rPr>
+                <w:rFonts w:ascii="Zen Maru Gothic Medium" w:eastAsia="Zen Maru Gothic Medium" w:hAnsi="Zen Maru Gothic Medium"/>
+              </w:rPr>
+            </w:pPr>
+            <w:r>
+              <w:rPr>
+                <w:rFonts w:ascii="Segoe UI Symbol" w:eastAsia="Zen Maru Gothic Medium" w:hAnsi="Segoe UI Symbol" w:cs="Segoe UI Symbol"/>
+                <w:b/>
+                <w:bCs/>
+                <w:sz w:val="16"/>
+                <w:szCs w:val="16"/>
+              </w:rPr>
+              <w:t>☐</w:t>
+            </w:r>
+            <w:r>
+              <w:rPr>
+                <w:rFonts w:ascii="Zen Maru Gothic Medium" w:eastAsia="Zen Maru Gothic Medium" w:hAnsi="Zen Maru Gothic Medium"/>
+                <w:b/>
+                <w:bCs/>
+                <w:sz w:val="16"/>
+                <w:szCs w:val="16"/>
+              </w:rPr>
+              <w:t xml:space="preserve"> 雄株</w:t>
+            </w:r>
+          </w:p>
+          <w:p>
+            <w:pPr>
+              <w:spacing w:after="30" w:line="260" w:lineRule="auto"/>
+              <w:rPr>
+                <w:rFonts w:ascii="Zen Maru Gothic Medium" w:eastAsia="Zen Maru Gothic Medium" w:hAnsi="Zen Maru Gothic Medium" w:hint="eastAsia"/>
+                <w:b/>
+                <w:bCs/>
+                <w:sz w:val="16"/>
+                <w:szCs w:val="16"/>
+              </w:rPr>
+            </w:pPr>
+            <w:r>
+              <w:rPr>
+                <w:rFonts w:ascii="Segoe UI Symbol" w:eastAsia="Zen Maru Gothic Medium" w:hAnsi="Segoe UI Symbol" w:cs="Segoe UI Symbol"/>
+                <w:b/>
+                <w:bCs/>
+                <w:sz w:val="16"/>
+                <w:szCs w:val="16"/>
+              </w:rPr>
+              <w:t>☐</w:t>
+            </w:r>
+            <w:r>
+              <w:rPr>
+                <w:rFonts w:ascii="Zen Maru Gothic Medium" w:eastAsia="Zen Maru Gothic Medium" w:hAnsi="Zen Maru Gothic Medium"/>
+                <w:b/>
+                <w:bCs/>
+                <w:sz w:val="16"/>
+                <w:szCs w:val="16"/>
+              </w:rPr>
+              <w:t xml:space="preserve"> 雌株</w:t>
+            </w:r>
+          </w:p>
+          <w:p>
+            <w:pPr>
+              <w:spacing w:before="120"/>
+              <w:rPr>
+                <w:rFonts w:ascii="Zen Maru Gothic Medium" w:eastAsia="Zen Maru Gothic Medium" w:hAnsi="Zen Maru Gothic Medium"/>
+              </w:rPr>
+            </w:pPr>
+            <w:r>
+              <w:rPr>
+                <w:rFonts w:ascii="Zen Maru Gothic Medium" w:eastAsia="Zen Maru Gothic Medium" w:hAnsi="Zen Maru Gothic Medium"/>
                 <w:color w:val="666666"/>
                 <w:sz w:val="13"/>
                 <w:szCs w:val="13"/>
               </w:rPr>
-              <w:t>何回つかってもかまいません</w:t>
-            </w:r>
-          </w:p>
-          <w:p>
-            <w:pPr>
-              <w:spacing w:after="30" w:line="260" w:lineRule="auto"/>
-            </w:pPr>
-            <w:r>
-              <w:rPr>
-                <w:b/>
-                <w:bCs/>
-                <w:sz w:val="16"/>
-                <w:szCs w:val="16"/>
-              </w:rPr>
-              <w:t>☐</w:t>
-            </w:r>
-            <w:r>
-              <w:rPr>
-                <w:b/>
-                <w:bCs/>
-                <w:sz w:val="16"/>
-                <w:szCs w:val="16"/>
-              </w:rPr>
-              <w:t xml:space="preserve"> </w:t>
-            </w:r>
-            <w:r>
-              <w:rPr>
-                <w:b/>
-                <w:bCs/>
-                <w:sz w:val="16"/>
-                <w:szCs w:val="16"/>
-              </w:rPr>
-              <w:t>植物</w:t>
-            </w:r>
-          </w:p>
-          <w:p>
-            <w:pPr>
-              <w:spacing w:after="30" w:line="260" w:lineRule="auto"/>
-            </w:pPr>
-            <w:r>
-              <w:rPr>
-                <w:b/>
-                <w:bCs/>
-                <w:sz w:val="16"/>
-                <w:szCs w:val="16"/>
-              </w:rPr>
-              <w:t>☐</w:t>
-            </w:r>
-            <w:r>
-              <w:rPr>
-                <w:b/>
-                <w:bCs/>
-                <w:sz w:val="16"/>
-                <w:szCs w:val="16"/>
-              </w:rPr>
-              <w:t xml:space="preserve"> </w:t>
-            </w:r>
-            <w:r>
-              <w:rPr>
-                <w:b/>
-                <w:bCs/>
-                <w:sz w:val="16"/>
-                <w:szCs w:val="16"/>
-              </w:rPr>
-              <w:t>種子植物</w:t>
-            </w:r>
-          </w:p>
-          <w:p>
-            <w:pPr>
-              <w:spacing w:after="30" w:line="260" w:lineRule="auto"/>
-            </w:pPr>
-            <w:r>
-              <w:rPr>
-                <w:b/>
-                <w:bCs/>
-                <w:sz w:val="16"/>
-                <w:szCs w:val="16"/>
-              </w:rPr>
-              <w:t>☐</w:t>
-            </w:r>
-            <w:r>
-              <w:rPr>
-                <w:b/>
-                <w:bCs/>
-                <w:sz w:val="16"/>
-                <w:szCs w:val="16"/>
-              </w:rPr>
-              <w:t xml:space="preserve"> </w:t>
-            </w:r>
-            <w:r>
-              <w:rPr>
-                <w:b/>
-                <w:bCs/>
-                <w:sz w:val="16"/>
-                <w:szCs w:val="16"/>
-              </w:rPr>
-              <w:t>種子をつくらない植物</w:t>
-            </w:r>
-          </w:p>
-          <w:p>
-            <w:pPr>
-              <w:spacing w:after="30" w:line="260" w:lineRule="auto"/>
-            </w:pPr>
-            <w:r>
-              <w:rPr>
-                <w:b/>
-                <w:bCs/>
-                <w:sz w:val="16"/>
-                <w:szCs w:val="16"/>
-              </w:rPr>
-              <w:t>☐</w:t>
-            </w:r>
-            <w:r>
-              <w:rPr>
-                <w:b/>
-                <w:bCs/>
-                <w:sz w:val="16"/>
-                <w:szCs w:val="16"/>
-              </w:rPr>
-              <w:t xml:space="preserve"> </w:t>
-            </w:r>
-            <w:r>
-              <w:rPr>
-                <w:b/>
-                <w:bCs/>
-                <w:sz w:val="16"/>
-                <w:szCs w:val="16"/>
-              </w:rPr>
-              <w:t>被子植物</w:t>
-            </w:r>
-          </w:p>
-          <w:p>
-            <w:pPr>
-              <w:spacing w:after="30" w:line="260" w:lineRule="auto"/>
-            </w:pPr>
-            <w:r>
-              <w:rPr>
-                <w:b/>
-                <w:bCs/>
-                <w:sz w:val="16"/>
-                <w:szCs w:val="16"/>
-              </w:rPr>
-              <w:t>☐</w:t>
-            </w:r>
-            <w:r>
-              <w:rPr>
-                <w:b/>
-                <w:bCs/>
-                <w:sz w:val="16"/>
-                <w:szCs w:val="16"/>
-              </w:rPr>
-              <w:t xml:space="preserve"> </w:t>
-            </w:r>
-            <w:r>
-              <w:rPr>
-                <w:b/>
-                <w:bCs/>
-                <w:sz w:val="16"/>
-                <w:szCs w:val="16"/>
-              </w:rPr>
-              <w:t>裸子植物</w:t>
-            </w:r>
-          </w:p>
-          <w:p>
-            <w:pPr>
-              <w:spacing w:after="30" w:line="260" w:lineRule="auto"/>
-            </w:pPr>
-            <w:r>
-              <w:rPr>
-                <w:b/>
-                <w:bCs/>
-                <w:sz w:val="16"/>
-                <w:szCs w:val="16"/>
-              </w:rPr>
-              <w:t>☐</w:t>
-            </w:r>
-            <w:r>
-              <w:rPr>
-                <w:b/>
-                <w:bCs/>
-                <w:sz w:val="16"/>
-                <w:szCs w:val="16"/>
-              </w:rPr>
-              <w:t xml:space="preserve"> </w:t>
-            </w:r>
-            <w:r>
-              <w:rPr>
-                <w:b/>
-                <w:bCs/>
-                <w:sz w:val="16"/>
-                <w:szCs w:val="16"/>
-              </w:rPr>
-              <w:t>双子葉類</w:t>
-            </w:r>
-          </w:p>
-          <w:p>
-            <w:pPr>
-              <w:spacing w:after="30" w:line="260" w:lineRule="auto"/>
-            </w:pPr>
-            <w:r>
-              <w:rPr>
-                <w:b/>
-                <w:bCs/>
-                <w:sz w:val="16"/>
-                <w:szCs w:val="16"/>
-              </w:rPr>
-              <w:t>☐</w:t>
-            </w:r>
-            <w:r>
-              <w:rPr>
-                <w:b/>
-                <w:bCs/>
-                <w:sz w:val="16"/>
-                <w:szCs w:val="16"/>
-              </w:rPr>
-              <w:t xml:space="preserve"> </w:t>
-            </w:r>
-            <w:r>
-              <w:rPr>
-                <w:b/>
-                <w:bCs/>
-                <w:sz w:val="16"/>
-                <w:szCs w:val="16"/>
-              </w:rPr>
-              <w:t>単子葉類</w:t>
-            </w:r>
-          </w:p>
-          <w:p>
-            <w:pPr>
-              <w:spacing w:after="30" w:line="260" w:lineRule="auto"/>
-            </w:pPr>
-            <w:r>
-              <w:rPr>
-                <w:b/>
-                <w:bCs/>
-                <w:sz w:val="16"/>
-                <w:szCs w:val="16"/>
-              </w:rPr>
-              <w:t>☐</w:t>
-            </w:r>
-            <w:r>
-              <w:rPr>
-                <w:b/>
-                <w:bCs/>
-                <w:sz w:val="16"/>
-                <w:szCs w:val="16"/>
-              </w:rPr>
-              <w:t xml:space="preserve"> </w:t>
-            </w:r>
-            <w:r>
-              <w:rPr>
-                <w:b/>
-                <w:bCs/>
-                <w:sz w:val="16"/>
-                <w:szCs w:val="16"/>
-              </w:rPr>
-              <w:t>シダ植物</w:t>
-            </w:r>
-          </w:p>
-          <w:p>
-            <w:pPr>
-              <w:spacing w:after="30" w:line="260" w:lineRule="auto"/>
-            </w:pPr>
-            <w:r>
-              <w:rPr>
-                <w:b/>
-                <w:bCs/>
-                <w:sz w:val="16"/>
-                <w:szCs w:val="16"/>
-              </w:rPr>
-              <w:t>☐</w:t>
-            </w:r>
-            <w:r>
-              <w:rPr>
-                <w:b/>
-                <w:bCs/>
-                <w:sz w:val="16"/>
-                <w:szCs w:val="16"/>
-              </w:rPr>
-              <w:t xml:space="preserve"> </w:t>
-            </w:r>
-            <w:r>
-              <w:rPr>
-                <w:b/>
-                <w:bCs/>
-                <w:sz w:val="16"/>
-                <w:szCs w:val="16"/>
-              </w:rPr>
-              <w:t>コケ植物</w:t>
-            </w:r>
-          </w:p>
-          <w:p>
-            <w:pPr>
-              <w:spacing w:after="30" w:line="260" w:lineRule="auto"/>
-            </w:pPr>
-            <w:r>
-              <w:rPr>
-                <w:b/>
-                <w:bCs/>
-                <w:sz w:val="16"/>
-                <w:szCs w:val="16"/>
-              </w:rPr>
-              <w:t>☐</w:t>
-            </w:r>
-            <w:r>
-              <w:rPr>
-                <w:b/>
-                <w:bCs/>
-                <w:sz w:val="16"/>
-                <w:szCs w:val="16"/>
-              </w:rPr>
-              <w:t xml:space="preserve"> </w:t>
-            </w:r>
-            <w:r>
-              <w:rPr>
-                <w:b/>
-                <w:bCs/>
-                <w:sz w:val="16"/>
-                <w:szCs w:val="16"/>
-              </w:rPr>
-              <w:t>子房</w:t>
-            </w:r>
-          </w:p>
-          <w:p>
-            <w:pPr>
-              <w:spacing w:after="30" w:line="260" w:lineRule="auto"/>
-            </w:pPr>
-            <w:r>
-              <w:rPr>
-                <w:b/>
-                <w:bCs/>
-                <w:sz w:val="16"/>
-                <w:szCs w:val="16"/>
-              </w:rPr>
-              <w:t>☐</w:t>
-            </w:r>
-            <w:r>
-              <w:rPr>
-                <w:b/>
-                <w:bCs/>
-                <w:sz w:val="16"/>
-                <w:szCs w:val="16"/>
-              </w:rPr>
-              <w:t xml:space="preserve"> </w:t>
-            </w:r>
-            <w:r>
-              <w:rPr>
-                <w:b/>
-                <w:bCs/>
-                <w:sz w:val="16"/>
-                <w:szCs w:val="16"/>
-              </w:rPr>
-              <w:t>胚珠</w:t>
-            </w:r>
-          </w:p>
-          <w:p>
-            <w:pPr>
-              <w:spacing w:after="30" w:line="260" w:lineRule="auto"/>
-            </w:pPr>
-            <w:r>
-              <w:rPr>
-                <w:b/>
-                <w:bCs/>
-                <w:sz w:val="16"/>
-                <w:szCs w:val="16"/>
-              </w:rPr>
-              <w:t>☐</w:t>
-            </w:r>
-            <w:r>
-              <w:rPr>
-                <w:b/>
-                <w:bCs/>
-                <w:sz w:val="16"/>
-                <w:szCs w:val="16"/>
-              </w:rPr>
-              <w:t xml:space="preserve"> </w:t>
-            </w:r>
-            <w:r>
-              <w:rPr>
-                <w:b/>
-                <w:bCs/>
-                <w:sz w:val="16"/>
-                <w:szCs w:val="16"/>
-              </w:rPr>
-              <w:t>種子</w:t>
-            </w:r>
-          </w:p>
-          <w:p>
-            <w:pPr>
-              <w:spacing w:after="30" w:line="260" w:lineRule="auto"/>
-            </w:pPr>
-            <w:r>
-              <w:rPr>
-                <w:b/>
-                <w:bCs/>
-                <w:sz w:val="16"/>
-                <w:szCs w:val="16"/>
-              </w:rPr>
-              <w:t>☐</w:t>
-            </w:r>
-            <w:r>
-              <w:rPr>
-                <w:b/>
-                <w:bCs/>
-                <w:sz w:val="16"/>
-                <w:szCs w:val="16"/>
-              </w:rPr>
-              <w:t xml:space="preserve"> </w:t>
-            </w:r>
-            <w:r>
-              <w:rPr>
-                <w:b/>
-                <w:bCs/>
-                <w:sz w:val="16"/>
-                <w:szCs w:val="16"/>
-              </w:rPr>
-              <w:t>胞子</w:t>
-            </w:r>
-          </w:p>
-          <w:p>
-            <w:pPr>
-              <w:spacing w:after="30" w:line="260" w:lineRule="auto"/>
-            </w:pPr>
-            <w:r>
-              <w:rPr>
-                <w:b/>
-                <w:bCs/>
-                <w:sz w:val="16"/>
-                <w:szCs w:val="16"/>
-              </w:rPr>
-              <w:t>☐</w:t>
-            </w:r>
-            <w:r>
-              <w:rPr>
-                <w:b/>
-                <w:bCs/>
-                <w:sz w:val="16"/>
-                <w:szCs w:val="16"/>
-              </w:rPr>
-              <w:t xml:space="preserve"> </w:t>
-            </w:r>
-            <w:r>
-              <w:rPr>
-                <w:b/>
-                <w:bCs/>
-                <w:sz w:val="16"/>
-                <w:szCs w:val="16"/>
-              </w:rPr>
-              <w:t>胞子のう</w:t>
-            </w:r>
-          </w:p>
-          <w:p>
-            <w:pPr>
-              <w:spacing w:after="30" w:line="260" w:lineRule="auto"/>
-            </w:pPr>
-            <w:r>
-              <w:rPr>
-                <w:b/>
-                <w:bCs/>
-                <w:sz w:val="16"/>
-                <w:szCs w:val="16"/>
-              </w:rPr>
-              <w:t>☐</w:t>
-            </w:r>
-            <w:r>
-              <w:rPr>
-                <w:b/>
-                <w:bCs/>
-                <w:sz w:val="16"/>
-                <w:szCs w:val="16"/>
-              </w:rPr>
-              <w:t xml:space="preserve"> </w:t>
-            </w:r>
-            <w:r>
-              <w:rPr>
-                <w:b/>
-                <w:bCs/>
-                <w:sz w:val="16"/>
-                <w:szCs w:val="16"/>
-              </w:rPr>
-              <w:t>葉脈</w:t>
-            </w:r>
-          </w:p>
-          <w:p>
-            <w:pPr>
-              <w:spacing w:after="30" w:line="260" w:lineRule="auto"/>
-            </w:pPr>
-            <w:r>
-              <w:rPr>
-                <w:b/>
-                <w:bCs/>
-                <w:sz w:val="16"/>
-                <w:szCs w:val="16"/>
-              </w:rPr>
-              <w:t>☐</w:t>
-            </w:r>
-            <w:r>
-              <w:rPr>
-                <w:b/>
-                <w:bCs/>
-                <w:sz w:val="16"/>
-                <w:szCs w:val="16"/>
-              </w:rPr>
-              <w:t xml:space="preserve"> </w:t>
-            </w:r>
-            <w:r>
-              <w:rPr>
-                <w:b/>
-                <w:bCs/>
-                <w:sz w:val="16"/>
-                <w:szCs w:val="16"/>
-              </w:rPr>
-              <w:t>網状脈</w:t>
-            </w:r>
-          </w:p>
-          <w:p>
-            <w:pPr>
-              <w:spacing w:after="30" w:line="260" w:lineRule="auto"/>
-            </w:pPr>
-            <w:r>
-              <w:rPr>
-                <w:b/>
-                <w:bCs/>
-                <w:sz w:val="16"/>
-                <w:szCs w:val="16"/>
-              </w:rPr>
-              <w:t>☐</w:t>
-            </w:r>
-            <w:r>
-              <w:rPr>
-                <w:b/>
-                <w:bCs/>
-                <w:sz w:val="16"/>
-                <w:szCs w:val="16"/>
-              </w:rPr>
-              <w:t xml:space="preserve"> </w:t>
-            </w:r>
-            <w:r>
-              <w:rPr>
-                <w:b/>
-                <w:bCs/>
-                <w:sz w:val="16"/>
-                <w:szCs w:val="16"/>
-              </w:rPr>
-              <w:t>平行脈</w:t>
-            </w:r>
-          </w:p>
-          <w:p>
-            <w:pPr>
-              <w:spacing w:after="30" w:line="260" w:lineRule="auto"/>
-            </w:pPr>
-            <w:r>
-              <w:rPr>
-                <w:b/>
-                <w:bCs/>
-                <w:sz w:val="16"/>
-                <w:szCs w:val="16"/>
-              </w:rPr>
-              <w:t>☐</w:t>
-            </w:r>
-            <w:r>
-              <w:rPr>
-                <w:b/>
-                <w:bCs/>
-                <w:sz w:val="16"/>
-                <w:szCs w:val="16"/>
-              </w:rPr>
-              <w:t xml:space="preserve"> </w:t>
-            </w:r>
-            <w:r>
-              <w:rPr>
-                <w:b/>
-                <w:bCs/>
-                <w:sz w:val="16"/>
-                <w:szCs w:val="16"/>
-              </w:rPr>
-              <w:t>子葉</w:t>
-            </w:r>
-          </w:p>
-          <w:p>
-            <w:pPr>
-              <w:spacing w:after="30" w:line="260" w:lineRule="auto"/>
-            </w:pPr>
-            <w:r>
-              <w:rPr>
-                <w:b/>
-                <w:bCs/>
-                <w:sz w:val="16"/>
-                <w:szCs w:val="16"/>
-              </w:rPr>
-              <w:t>☐</w:t>
-            </w:r>
-            <w:r>
-              <w:rPr>
-                <w:b/>
-                <w:bCs/>
-                <w:sz w:val="16"/>
-                <w:szCs w:val="16"/>
-              </w:rPr>
-              <w:t xml:space="preserve"> </w:t>
-            </w:r>
-            <w:r>
-              <w:rPr>
-                <w:b/>
-                <w:bCs/>
-                <w:sz w:val="16"/>
-                <w:szCs w:val="16"/>
-              </w:rPr>
-              <w:t>葉・茎・根</w:t>
-            </w:r>
-          </w:p>
-          <w:p>
-            <w:pPr>
-              <w:spacing w:after="30" w:line="260" w:lineRule="auto"/>
-            </w:pPr>
-            <w:r>
-              <w:rPr>
-                <w:b/>
-                <w:bCs/>
-                <w:sz w:val="16"/>
-                <w:szCs w:val="16"/>
-              </w:rPr>
-              <w:t>☐</w:t>
-            </w:r>
-            <w:r>
-              <w:rPr>
-                <w:b/>
-                <w:bCs/>
-                <w:sz w:val="16"/>
-                <w:szCs w:val="16"/>
-              </w:rPr>
-              <w:t xml:space="preserve"> </w:t>
-            </w:r>
-            <w:r>
-              <w:rPr>
-                <w:b/>
-                <w:bCs/>
-                <w:sz w:val="16"/>
-                <w:szCs w:val="16"/>
-              </w:rPr>
-              <w:t>主根</w:t>
-            </w:r>
-          </w:p>
-          <w:p>
-            <w:pPr>
-              <w:spacing w:after="30" w:line="260" w:lineRule="auto"/>
-            </w:pPr>
-            <w:r>
-              <w:rPr>
-                <w:b/>
-                <w:bCs/>
-                <w:sz w:val="16"/>
-                <w:szCs w:val="16"/>
-              </w:rPr>
-              <w:t>☐</w:t>
-            </w:r>
-            <w:r>
-              <w:rPr>
-                <w:b/>
-                <w:bCs/>
-                <w:sz w:val="16"/>
-                <w:szCs w:val="16"/>
-              </w:rPr>
-              <w:t xml:space="preserve"> </w:t>
-            </w:r>
-            <w:r>
-              <w:rPr>
-                <w:b/>
-                <w:bCs/>
-                <w:sz w:val="16"/>
-                <w:szCs w:val="16"/>
-              </w:rPr>
-              <w:t>側根</w:t>
-            </w:r>
-          </w:p>
-          <w:p>
-            <w:pPr>
-              <w:spacing w:after="30" w:line="260" w:lineRule="auto"/>
-            </w:pPr>
-            <w:r>
-              <w:rPr>
-                <w:b/>
-                <w:bCs/>
-                <w:sz w:val="16"/>
-                <w:szCs w:val="16"/>
-              </w:rPr>
-              <w:t>☐</w:t>
-            </w:r>
-            <w:r>
-              <w:rPr>
-                <w:b/>
-                <w:bCs/>
-                <w:sz w:val="16"/>
-                <w:szCs w:val="16"/>
-              </w:rPr>
-              <w:t xml:space="preserve"> </w:t>
-            </w:r>
-            <w:r>
-              <w:rPr>
-                <w:b/>
-                <w:bCs/>
-                <w:sz w:val="16"/>
-                <w:szCs w:val="16"/>
-              </w:rPr>
-              <w:t>ひげ根</w:t>
-            </w:r>
-          </w:p>
-          <w:p>
-            <w:pPr>
-              <w:spacing w:after="30" w:line="260" w:lineRule="auto"/>
-            </w:pPr>
-            <w:r>
-              <w:rPr>
-                <w:b/>
-                <w:bCs/>
-                <w:sz w:val="16"/>
-                <w:szCs w:val="16"/>
-              </w:rPr>
-              <w:t>☐</w:t>
-            </w:r>
-            <w:r>
-              <w:rPr>
-                <w:b/>
-                <w:bCs/>
-                <w:sz w:val="16"/>
-                <w:szCs w:val="16"/>
-              </w:rPr>
-              <w:t xml:space="preserve"> </w:t>
-            </w:r>
-            <w:r>
-              <w:rPr>
-                <w:b/>
-                <w:bCs/>
-                <w:sz w:val="16"/>
-                <w:szCs w:val="16"/>
-              </w:rPr>
-              <w:t>仮根</w:t>
-            </w:r>
-          </w:p>
-          <w:p>
-            <w:pPr>
-              <w:spacing w:after="30" w:line="260" w:lineRule="auto"/>
-            </w:pPr>
-            <w:r>
-              <w:rPr>
-                <w:b/>
-                <w:bCs/>
-                <w:sz w:val="16"/>
-                <w:szCs w:val="16"/>
-              </w:rPr>
-              <w:t>☐</w:t>
-            </w:r>
-            <w:r>
-              <w:rPr>
-                <w:b/>
-                <w:bCs/>
-                <w:sz w:val="16"/>
-                <w:szCs w:val="16"/>
-              </w:rPr>
-              <w:t xml:space="preserve"> </w:t>
-            </w:r>
-            <w:r>
-              <w:rPr>
-                <w:b/>
-                <w:bCs/>
-                <w:sz w:val="16"/>
-                <w:szCs w:val="16"/>
-              </w:rPr>
-              <w:t>雄株</w:t>
-            </w:r>
-          </w:p>
-          <w:p>
-            <w:pPr>
-              <w:spacing w:after="30" w:line="260" w:lineRule="auto"/>
-            </w:pPr>
-            <w:r>
-              <w:rPr>
-                <w:b/>
-                <w:bCs/>
-                <w:sz w:val="16"/>
-                <w:szCs w:val="16"/>
-              </w:rPr>
-              <w:t>☐</w:t>
-            </w:r>
-            <w:r>
-              <w:rPr>
-                <w:b/>
-                <w:bCs/>
-                <w:sz w:val="16"/>
-                <w:szCs w:val="16"/>
-              </w:rPr>
-              <w:t xml:space="preserve"> </w:t>
-            </w:r>
-            <w:r>
-              <w:rPr>
-                <w:b/>
-                <w:bCs/>
-                <w:sz w:val="16"/>
-                <w:szCs w:val="16"/>
-              </w:rPr>
-              <w:t>雌株</w:t>
-            </w:r>
-          </w:p>
-          <w:p>
-            <w:pPr>
-              <w:spacing w:before="120"/>
-            </w:pPr>
-            <w:r>
-              <w:rPr>
-                <w:color w:val="666666"/>
-                <w:sz w:val="13"/>
-                <w:szCs w:val="13"/>
-              </w:rPr>
-              <w:t>※</w:t>
-            </w:r>
-            <w:r>
-              <w:rPr>
-                <w:color w:val="666666"/>
-                <w:sz w:val="13"/>
-                <w:szCs w:val="13"/>
-              </w:rPr>
-              <w:t>必須語句以外の語も、自由に書き加えて</w:t>
-            </w:r>
-            <w:r>
-              <w:rPr>
-                <w:color w:val="666666"/>
-                <w:sz w:val="13"/>
-                <w:szCs w:val="13"/>
-              </w:rPr>
-              <w:t>OK</w:t>
+              <w:t>※必須語句以外の語も、自由に書き加えてOK</w:t>
             </w:r>
           </w:p>
         </w:tc>
@@ -1254,14 +1080,28 @@
             </w:tcMar>
           </w:tcPr>
           <w:p>
-            <w:r>
+            <w:pPr>
+              <w:rPr>
+                <w:rFonts w:ascii="Zen Maru Gothic Medium" w:eastAsia="Zen Maru Gothic Medium" w:hAnsi="Zen Maru Gothic Medium"/>
+              </w:rPr>
+            </w:pPr>
+            <w:r>
+              <w:rPr>
+                <w:rFonts w:ascii="Zen Maru Gothic Medium" w:eastAsia="Zen Maru Gothic Medium" w:hAnsi="Zen Maru Gothic Medium"/>
+              </w:rPr>
               <w:t xml:space="preserve"> </w:t>
             </w:r>
           </w:p>
         </w:tc>
       </w:tr>
     </w:tbl>
-    <w:p/>
+    <w:p>
+      <w:pPr>
+        <w:rPr>
+          <w:rFonts w:ascii="Zen Maru Gothic Medium" w:eastAsia="Zen Maru Gothic Medium" w:hAnsi="Zen Maru Gothic Medium"/>
+        </w:rPr>
+      </w:pPr>
+    </w:p>
     <w:sectPr>
       <w:pgSz w:w="23811" w:h="16838" w:orient="landscape"/>
       <w:pgMar w:top="737" w:right="737" w:bottom="737" w:left="737" w:header="708" w:footer="708" w:gutter="0"/>
@@ -1412,7 +1252,7 @@
   <w:docDefaults>
     <w:rPrDefault>
       <w:rPr>
-        <w:rFonts w:ascii="游ゴシック" w:eastAsia="游ゴシック" w:hAnsi="游ゴシック" w:cs="游ゴシック"/>
+        <w:rFonts w:ascii="Yu Gothic" w:eastAsia="Yu Gothic" w:hAnsi="Yu Gothic" w:cs="Yu Gothic"/>
         <w:sz w:val="18"/>
         <w:szCs w:val="18"/>
         <w:lang w:val="en-US" w:eastAsia="ja-JP" w:bidi="ar-SA"/>
